--- a/Word-File/OOP_Practical-4.docx
+++ b/Word-File/OOP_Practical-4.docx
@@ -1,6 +1,6 @@
 
 <file path=word/document.xml><?xml version="1.0" encoding="utf-8"?>
-<w:document xmlns:wpc="http://schemas.microsoft.com/office/word/2010/wordprocessingCanvas" xmlns:cx="http://schemas.microsoft.com/office/drawing/2014/chartex" xmlns:cx1="http://schemas.microsoft.com/office/drawing/2015/9/8/chartex" xmlns:cx2="http://schemas.microsoft.com/office/drawing/2015/10/21/chartex" xmlns:cx3="http://schemas.microsoft.com/office/drawing/2016/5/9/chartex" xmlns:cx4="http://schemas.microsoft.com/office/drawing/2016/5/10/chartex" xmlns:cx5="http://schemas.microsoft.com/office/drawing/2016/5/11/chartex" xmlns:cx6="http://schemas.microsoft.com/office/drawing/2016/5/12/chartex" xmlns:cx7="http://schemas.microsoft.com/office/drawing/2016/5/13/chartex" xmlns:cx8="http://schemas.microsoft.com/office/drawing/2016/5/14/chartex" xmlns:mc="http://schemas.openxmlformats.org/markup-compatibility/2006" xmlns:aink="http://schemas.microsoft.com/office/drawing/2016/ink" xmlns:am3d="http://schemas.microsoft.com/office/drawing/2017/model3d" xmlns:o="urn:schemas-microsoft-com:office:office" xmlns:oel="http://schemas.microsoft.com/office/2019/extlst" xmlns:r="http://schemas.openxmlformats.org/officeDocument/2006/relationships" xmlns:m="http://schemas.openxmlformats.org/officeDocument/2006/math" xmlns:v="urn:schemas-microsoft-com:vml" xmlns:wp14="http://schemas.microsoft.com/office/word/2010/wordprocessingDrawing" xmlns:wp="http://schemas.openxmlformats.org/drawingml/2006/wordprocessingDrawing" xmlns:w10="urn:schemas-microsoft-com:office:word" xmlns:w="http://schemas.openxmlformats.org/wordprocessingml/2006/main" xmlns:w14="http://schemas.microsoft.com/office/word/2010/wordml" xmlns:w15="http://schemas.microsoft.com/office/word/2012/wordml" xmlns:w16cei="http://schemas.microsoft.com/office/word/2026/wordml/cei" xmlns:w16cex="http://schemas.microsoft.com/office/word/2018/wordml/cex" xmlns:w16cid="http://schemas.microsoft.com/office/word/2016/wordml/cid" xmlns:w16="http://schemas.microsoft.com/office/word/2018/wordml" xmlns:w16du="http://schemas.microsoft.com/office/word/2023/wordml/word16du" xmlns:w16sdtdh="http://schemas.microsoft.com/office/word/2020/wordml/sdtdatahash" xmlns:w16sdtfl="http://schemas.microsoft.com/office/word/2024/wordml/sdtformatlock" xmlns:w16se="http://schemas.microsoft.com/office/word/2015/wordml/symex" xmlns:wpg="http://schemas.microsoft.com/office/word/2010/wordprocessingGroup" xmlns:wpi="http://schemas.microsoft.com/office/word/2010/wordprocessingInk" xmlns:wne="http://schemas.microsoft.com/office/word/2006/wordml" xmlns:wps="http://schemas.microsoft.com/office/word/2010/wordprocessingShape" mc:Ignorable="w14 w15 w16se w16cid w16 w16cex w16sdtdh w16sdtfl w16du wp14">
+<w:document xmlns:wpc="http://schemas.microsoft.com/office/word/2010/wordprocessingCanvas" xmlns:cx="http://schemas.microsoft.com/office/drawing/2014/chartex" xmlns:cx1="http://schemas.microsoft.com/office/drawing/2015/9/8/chartex" xmlns:cx2="http://schemas.microsoft.com/office/drawing/2015/10/21/chartex" xmlns:cx3="http://schemas.microsoft.com/office/drawing/2016/5/9/chartex" xmlns:cx4="http://schemas.microsoft.com/office/drawing/2016/5/10/chartex" xmlns:cx5="http://schemas.microsoft.com/office/drawing/2016/5/11/chartex" xmlns:cx6="http://schemas.microsoft.com/office/drawing/2016/5/12/chartex" xmlns:cx7="http://schemas.microsoft.com/office/drawing/2016/5/13/chartex" xmlns:cx8="http://schemas.microsoft.com/office/drawing/2016/5/14/chartex" xmlns:mc="http://schemas.openxmlformats.org/markup-compatibility/2006" xmlns:aink="http://schemas.microsoft.com/office/drawing/2016/ink" xmlns:am3d="http://schemas.microsoft.com/office/drawing/2017/model3d" xmlns:o="urn:schemas-microsoft-com:office:office" xmlns:oel="http://schemas.microsoft.com/office/2019/extlst" xmlns:r="http://schemas.openxmlformats.org/officeDocument/2006/relationships" xmlns:m="http://schemas.openxmlformats.org/officeDocument/2006/math" xmlns:v="urn:schemas-microsoft-com:vml" xmlns:wp14="http://schemas.microsoft.com/office/word/2010/wordprocessingDrawing" xmlns:wp="http://schemas.openxmlformats.org/drawingml/2006/wordprocessingDrawing" xmlns:w10="urn:schemas-microsoft-com:office:word" xmlns:w="http://schemas.openxmlformats.org/wordprocessingml/2006/main" xmlns:w14="http://schemas.microsoft.com/office/word/2010/wordml" xmlns:w15="http://schemas.microsoft.com/office/word/2012/wordml" xmlns:w16cex="http://schemas.microsoft.com/office/word/2018/wordml/cex" xmlns:w16cid="http://schemas.microsoft.com/office/word/2016/wordml/cid" xmlns:w16="http://schemas.microsoft.com/office/word/2018/wordml" xmlns:w16du="http://schemas.microsoft.com/office/word/2023/wordml/word16du" xmlns:w16sdtdh="http://schemas.microsoft.com/office/word/2020/wordml/sdtdatahash" xmlns:w16sdtfl="http://schemas.microsoft.com/office/word/2024/wordml/sdtformatlock" xmlns:w16se="http://schemas.microsoft.com/office/word/2015/wordml/symex" xmlns:wpg="http://schemas.microsoft.com/office/word/2010/wordprocessingGroup" xmlns:wpi="http://schemas.microsoft.com/office/word/2010/wordprocessingInk" xmlns:wne="http://schemas.microsoft.com/office/word/2006/wordml" xmlns:wps="http://schemas.microsoft.com/office/word/2010/wordprocessingShape" mc:Ignorable="w14 w15 w16se w16cid w16 w16cex w16sdtdh w16sdtfl w16du wp14">
   <w:body>
     <w:tbl>
       <w:tblPr>
@@ -148,16 +148,17 @@
         <w:rPr>
           <w:b/>
           <w:bCs/>
-        </w:rPr>
-      </w:pPr>
-      <w:hyperlink r:id="rId5" w:history="1">
+          <w:u w:val="single"/>
+        </w:rPr>
+      </w:pPr>
+      <w:hyperlink r:id="rId7" w:history="1">
         <w:r>
           <w:rPr>
             <w:rStyle w:val="Hyperlink"/>
             <w:b/>
             <w:bCs/>
           </w:rPr>
-          <w:t>https://github.com/romilgabani19/JAVA-Practical/tree/main/Practical-4</w:t>
+          <w:t>https://github.com/romilgabani19/JAVA-Practical</w:t>
         </w:r>
       </w:hyperlink>
     </w:p>
@@ -1214,7 +1215,7 @@
                     <pic:cNvPicPr/>
                   </pic:nvPicPr>
                   <pic:blipFill>
-                    <a:blip r:embed="rId6"/>
+                    <a:blip r:embed="rId8"/>
                     <a:stretch>
                       <a:fillRect/>
                     </a:stretch>
@@ -1265,7 +1266,7 @@
                     <pic:cNvPicPr/>
                   </pic:nvPicPr>
                   <pic:blipFill>
-                    <a:blip r:embed="rId7"/>
+                    <a:blip r:embed="rId9"/>
                     <a:stretch>
                       <a:fillRect/>
                     </a:stretch>
@@ -2682,7 +2683,7 @@
                     <pic:cNvPicPr/>
                   </pic:nvPicPr>
                   <pic:blipFill>
-                    <a:blip r:embed="rId8"/>
+                    <a:blip r:embed="rId10"/>
                     <a:stretch>
                       <a:fillRect/>
                     </a:stretch>
@@ -4727,6 +4728,7 @@
       </w:pPr>
       <w:r>
         <w:rPr>
+          <w:noProof/>
           <w:sz w:val="28"/>
           <w:szCs w:val="28"/>
         </w:rPr>
@@ -4747,7 +4749,7 @@
                     <pic:cNvPicPr/>
                   </pic:nvPicPr>
                   <pic:blipFill>
-                    <a:blip r:embed="rId9"/>
+                    <a:blip r:embed="rId11"/>
                     <a:stretch>
                       <a:fillRect/>
                     </a:stretch>
@@ -5095,8 +5097,20 @@
       </w:r>
     </w:p>
     <w:sectPr>
+      <w:headerReference w:type="even" r:id="rId12"/>
+      <w:headerReference w:type="default" r:id="rId13"/>
+      <w:footerReference w:type="even" r:id="rId14"/>
+      <w:footerReference w:type="default" r:id="rId15"/>
+      <w:headerReference w:type="first" r:id="rId16"/>
+      <w:footerReference w:type="first" r:id="rId17"/>
       <w:pgSz w:w="11906" w:h="16838"/>
       <w:pgMar w:top="1440" w:right="1440" w:bottom="1440" w:left="1440" w:header="708" w:footer="708" w:gutter="0"/>
+      <w:pgBorders w:offsetFrom="page">
+        <w:top w:val="thinThickSmallGap" w:sz="24" w:space="24" w:color="auto"/>
+        <w:left w:val="thinThickSmallGap" w:sz="24" w:space="24" w:color="auto"/>
+        <w:bottom w:val="thinThickSmallGap" w:sz="24" w:space="24" w:color="auto"/>
+        <w:right w:val="thinThickSmallGap" w:sz="24" w:space="24" w:color="auto"/>
+      </w:pgBorders>
       <w:cols w:space="708"/>
       <w:docGrid w:linePitch="360"/>
     </w:sectPr>
@@ -5104,8 +5118,216 @@
 </w:document>
 </file>
 
+<file path=word/endnotes.xml><?xml version="1.0" encoding="utf-8"?>
+<w:endnotes xmlns:wpc="http://schemas.microsoft.com/office/word/2010/wordprocessingCanvas" xmlns:cx="http://schemas.microsoft.com/office/drawing/2014/chartex" xmlns:cx1="http://schemas.microsoft.com/office/drawing/2015/9/8/chartex" xmlns:cx2="http://schemas.microsoft.com/office/drawing/2015/10/21/chartex" xmlns:cx3="http://schemas.microsoft.com/office/drawing/2016/5/9/chartex" xmlns:cx4="http://schemas.microsoft.com/office/drawing/2016/5/10/chartex" xmlns:cx5="http://schemas.microsoft.com/office/drawing/2016/5/11/chartex" xmlns:cx6="http://schemas.microsoft.com/office/drawing/2016/5/12/chartex" xmlns:cx7="http://schemas.microsoft.com/office/drawing/2016/5/13/chartex" xmlns:cx8="http://schemas.microsoft.com/office/drawing/2016/5/14/chartex" xmlns:mc="http://schemas.openxmlformats.org/markup-compatibility/2006" xmlns:aink="http://schemas.microsoft.com/office/drawing/2016/ink" xmlns:am3d="http://schemas.microsoft.com/office/drawing/2017/model3d" xmlns:o="urn:schemas-microsoft-com:office:office" xmlns:oel="http://schemas.microsoft.com/office/2019/extlst" xmlns:r="http://schemas.openxmlformats.org/officeDocument/2006/relationships" xmlns:m="http://schemas.openxmlformats.org/officeDocument/2006/math" xmlns:v="urn:schemas-microsoft-com:vml" xmlns:wp14="http://schemas.microsoft.com/office/word/2010/wordprocessingDrawing" xmlns:wp="http://schemas.openxmlformats.org/drawingml/2006/wordprocessingDrawing" xmlns:w10="urn:schemas-microsoft-com:office:word" xmlns:w="http://schemas.openxmlformats.org/wordprocessingml/2006/main" xmlns:w14="http://schemas.microsoft.com/office/word/2010/wordml" xmlns:w15="http://schemas.microsoft.com/office/word/2012/wordml" xmlns:w16cex="http://schemas.microsoft.com/office/word/2018/wordml/cex" xmlns:w16cid="http://schemas.microsoft.com/office/word/2016/wordml/cid" xmlns:w16="http://schemas.microsoft.com/office/word/2018/wordml" xmlns:w16du="http://schemas.microsoft.com/office/word/2023/wordml/word16du" xmlns:w16sdtdh="http://schemas.microsoft.com/office/word/2020/wordml/sdtdatahash" xmlns:w16sdtfl="http://schemas.microsoft.com/office/word/2024/wordml/sdtformatlock" xmlns:w16se="http://schemas.microsoft.com/office/word/2015/wordml/symex" xmlns:wpg="http://schemas.microsoft.com/office/word/2010/wordprocessingGroup" xmlns:wpi="http://schemas.microsoft.com/office/word/2010/wordprocessingInk" xmlns:wne="http://schemas.microsoft.com/office/word/2006/wordml" xmlns:wps="http://schemas.microsoft.com/office/word/2010/wordprocessingShape" mc:Ignorable="w14 w15 w16se w16cid w16 w16cex w16sdtdh w16sdtfl w16du wp14">
+  <w:endnote w:type="separator" w:id="-1">
+    <w:p>
+      <w:pPr>
+        <w:spacing w:after="0" w:line="240" w:lineRule="auto"/>
+      </w:pPr>
+      <w:r>
+        <w:separator/>
+      </w:r>
+    </w:p>
+  </w:endnote>
+  <w:endnote w:type="continuationSeparator" w:id="0">
+    <w:p>
+      <w:pPr>
+        <w:spacing w:after="0" w:line="240" w:lineRule="auto"/>
+      </w:pPr>
+      <w:r>
+        <w:continuationSeparator/>
+      </w:r>
+    </w:p>
+  </w:endnote>
+</w:endnotes>
+</file>
+
+<file path=word/footer1.xml><?xml version="1.0" encoding="utf-8"?>
+<w:ftr xmlns:wpc="http://schemas.microsoft.com/office/word/2010/wordprocessingCanvas" xmlns:cx="http://schemas.microsoft.com/office/drawing/2014/chartex" xmlns:cx1="http://schemas.microsoft.com/office/drawing/2015/9/8/chartex" xmlns:cx2="http://schemas.microsoft.com/office/drawing/2015/10/21/chartex" xmlns:cx3="http://schemas.microsoft.com/office/drawing/2016/5/9/chartex" xmlns:cx4="http://schemas.microsoft.com/office/drawing/2016/5/10/chartex" xmlns:cx5="http://schemas.microsoft.com/office/drawing/2016/5/11/chartex" xmlns:cx6="http://schemas.microsoft.com/office/drawing/2016/5/12/chartex" xmlns:cx7="http://schemas.microsoft.com/office/drawing/2016/5/13/chartex" xmlns:cx8="http://schemas.microsoft.com/office/drawing/2016/5/14/chartex" xmlns:mc="http://schemas.openxmlformats.org/markup-compatibility/2006" xmlns:aink="http://schemas.microsoft.com/office/drawing/2016/ink" xmlns:am3d="http://schemas.microsoft.com/office/drawing/2017/model3d" xmlns:o="urn:schemas-microsoft-com:office:office" xmlns:oel="http://schemas.microsoft.com/office/2019/extlst" xmlns:r="http://schemas.openxmlformats.org/officeDocument/2006/relationships" xmlns:m="http://schemas.openxmlformats.org/officeDocument/2006/math" xmlns:v="urn:schemas-microsoft-com:vml" xmlns:wp14="http://schemas.microsoft.com/office/word/2010/wordprocessingDrawing" xmlns:wp="http://schemas.openxmlformats.org/drawingml/2006/wordprocessingDrawing" xmlns:w10="urn:schemas-microsoft-com:office:word" xmlns:w="http://schemas.openxmlformats.org/wordprocessingml/2006/main" xmlns:w14="http://schemas.microsoft.com/office/word/2010/wordml" xmlns:w15="http://schemas.microsoft.com/office/word/2012/wordml" xmlns:w16cex="http://schemas.microsoft.com/office/word/2018/wordml/cex" xmlns:w16cid="http://schemas.microsoft.com/office/word/2016/wordml/cid" xmlns:w16="http://schemas.microsoft.com/office/word/2018/wordml" xmlns:w16du="http://schemas.microsoft.com/office/word/2023/wordml/word16du" xmlns:w16sdtdh="http://schemas.microsoft.com/office/word/2020/wordml/sdtdatahash" xmlns:w16sdtfl="http://schemas.microsoft.com/office/word/2024/wordml/sdtformatlock" xmlns:w16se="http://schemas.microsoft.com/office/word/2015/wordml/symex" xmlns:wpg="http://schemas.microsoft.com/office/word/2010/wordprocessingGroup" xmlns:wpi="http://schemas.microsoft.com/office/word/2010/wordprocessingInk" xmlns:wne="http://schemas.microsoft.com/office/word/2006/wordml" xmlns:wps="http://schemas.microsoft.com/office/word/2010/wordprocessingShape" mc:Ignorable="w14 w15 w16se w16cid w16 w16cex w16sdtdh w16sdtfl w16du wp14">
+  <w:p>
+    <w:pPr>
+      <w:pStyle w:val="Footer"/>
+    </w:pPr>
+  </w:p>
+</w:ftr>
+</file>
+
+<file path=word/footer2.xml><?xml version="1.0" encoding="utf-8"?>
+<w:ftr xmlns:wpc="http://schemas.microsoft.com/office/word/2010/wordprocessingCanvas" xmlns:cx="http://schemas.microsoft.com/office/drawing/2014/chartex" xmlns:cx1="http://schemas.microsoft.com/office/drawing/2015/9/8/chartex" xmlns:cx2="http://schemas.microsoft.com/office/drawing/2015/10/21/chartex" xmlns:cx3="http://schemas.microsoft.com/office/drawing/2016/5/9/chartex" xmlns:cx4="http://schemas.microsoft.com/office/drawing/2016/5/10/chartex" xmlns:cx5="http://schemas.microsoft.com/office/drawing/2016/5/11/chartex" xmlns:cx6="http://schemas.microsoft.com/office/drawing/2016/5/12/chartex" xmlns:cx7="http://schemas.microsoft.com/office/drawing/2016/5/13/chartex" xmlns:cx8="http://schemas.microsoft.com/office/drawing/2016/5/14/chartex" xmlns:mc="http://schemas.openxmlformats.org/markup-compatibility/2006" xmlns:aink="http://schemas.microsoft.com/office/drawing/2016/ink" xmlns:am3d="http://schemas.microsoft.com/office/drawing/2017/model3d" xmlns:o="urn:schemas-microsoft-com:office:office" xmlns:oel="http://schemas.microsoft.com/office/2019/extlst" xmlns:r="http://schemas.openxmlformats.org/officeDocument/2006/relationships" xmlns:m="http://schemas.openxmlformats.org/officeDocument/2006/math" xmlns:v="urn:schemas-microsoft-com:vml" xmlns:wp14="http://schemas.microsoft.com/office/word/2010/wordprocessingDrawing" xmlns:wp="http://schemas.openxmlformats.org/drawingml/2006/wordprocessingDrawing" xmlns:w10="urn:schemas-microsoft-com:office:word" xmlns:w="http://schemas.openxmlformats.org/wordprocessingml/2006/main" xmlns:w14="http://schemas.microsoft.com/office/word/2010/wordml" xmlns:w15="http://schemas.microsoft.com/office/word/2012/wordml" xmlns:w16cex="http://schemas.microsoft.com/office/word/2018/wordml/cex" xmlns:w16cid="http://schemas.microsoft.com/office/word/2016/wordml/cid" xmlns:w16="http://schemas.microsoft.com/office/word/2018/wordml" xmlns:w16du="http://schemas.microsoft.com/office/word/2023/wordml/word16du" xmlns:w16sdtdh="http://schemas.microsoft.com/office/word/2020/wordml/sdtdatahash" xmlns:w16sdtfl="http://schemas.microsoft.com/office/word/2024/wordml/sdtformatlock" xmlns:w16se="http://schemas.microsoft.com/office/word/2015/wordml/symex" xmlns:wpg="http://schemas.microsoft.com/office/word/2010/wordprocessingGroup" xmlns:wpi="http://schemas.microsoft.com/office/word/2010/wordprocessingInk" xmlns:wne="http://schemas.microsoft.com/office/word/2006/wordml" xmlns:wps="http://schemas.microsoft.com/office/word/2010/wordprocessingShape" mc:Ignorable="w14 w15 w16se w16cid w16 w16cex w16sdtdh w16sdtfl w16du wp14">
+  <w:p>
+    <w:pPr>
+      <w:pStyle w:val="Footer"/>
+      <w:pBdr>
+        <w:top w:val="thinThickSmallGap" w:sz="24" w:space="1" w:color="auto"/>
+      </w:pBdr>
+      <w:jc w:val="right"/>
+    </w:pPr>
+    <w:r>
+      <w:t xml:space="preserve">AIML-CSPIT                                                                                                                             </w:t>
+    </w:r>
+    <w:sdt>
+      <w:sdtPr>
+        <w:id w:val="220268133"/>
+        <w:docPartObj>
+          <w:docPartGallery w:val="Page Numbers (Bottom of Page)"/>
+          <w:docPartUnique/>
+        </w:docPartObj>
+      </w:sdtPr>
+      <w:sdtEndPr>
+        <w:rPr>
+          <w:color w:val="7F7F7F" w:themeColor="background1" w:themeShade="7F"/>
+          <w:spacing w:val="60"/>
+        </w:rPr>
+      </w:sdtEndPr>
+      <w:sdtContent>
+        <w:r>
+          <w:fldChar w:fldCharType="begin"/>
+        </w:r>
+        <w:r>
+          <w:instrText xml:space="preserve"> PAGE   \* MERGEFORMAT </w:instrText>
+        </w:r>
+        <w:r>
+          <w:fldChar w:fldCharType="separate"/>
+        </w:r>
+        <w:r>
+          <w:rPr>
+            <w:noProof/>
+          </w:rPr>
+          <w:t>2</w:t>
+        </w:r>
+        <w:r>
+          <w:rPr>
+            <w:noProof/>
+          </w:rPr>
+          <w:fldChar w:fldCharType="end"/>
+        </w:r>
+        <w:r>
+          <w:t xml:space="preserve"> | </w:t>
+        </w:r>
+        <w:r>
+          <w:rPr>
+            <w:color w:val="7F7F7F" w:themeColor="background1" w:themeShade="7F"/>
+            <w:spacing w:val="60"/>
+          </w:rPr>
+          <w:t>Page</w:t>
+        </w:r>
+      </w:sdtContent>
+    </w:sdt>
+  </w:p>
+  <w:p>
+    <w:pPr>
+      <w:pStyle w:val="Footer"/>
+    </w:pPr>
+  </w:p>
+</w:ftr>
+</file>
+
+<file path=word/footer3.xml><?xml version="1.0" encoding="utf-8"?>
+<w:ftr xmlns:wpc="http://schemas.microsoft.com/office/word/2010/wordprocessingCanvas" xmlns:cx="http://schemas.microsoft.com/office/drawing/2014/chartex" xmlns:cx1="http://schemas.microsoft.com/office/drawing/2015/9/8/chartex" xmlns:cx2="http://schemas.microsoft.com/office/drawing/2015/10/21/chartex" xmlns:cx3="http://schemas.microsoft.com/office/drawing/2016/5/9/chartex" xmlns:cx4="http://schemas.microsoft.com/office/drawing/2016/5/10/chartex" xmlns:cx5="http://schemas.microsoft.com/office/drawing/2016/5/11/chartex" xmlns:cx6="http://schemas.microsoft.com/office/drawing/2016/5/12/chartex" xmlns:cx7="http://schemas.microsoft.com/office/drawing/2016/5/13/chartex" xmlns:cx8="http://schemas.microsoft.com/office/drawing/2016/5/14/chartex" xmlns:mc="http://schemas.openxmlformats.org/markup-compatibility/2006" xmlns:aink="http://schemas.microsoft.com/office/drawing/2016/ink" xmlns:am3d="http://schemas.microsoft.com/office/drawing/2017/model3d" xmlns:o="urn:schemas-microsoft-com:office:office" xmlns:oel="http://schemas.microsoft.com/office/2019/extlst" xmlns:r="http://schemas.openxmlformats.org/officeDocument/2006/relationships" xmlns:m="http://schemas.openxmlformats.org/officeDocument/2006/math" xmlns:v="urn:schemas-microsoft-com:vml" xmlns:wp14="http://schemas.microsoft.com/office/word/2010/wordprocessingDrawing" xmlns:wp="http://schemas.openxmlformats.org/drawingml/2006/wordprocessingDrawing" xmlns:w10="urn:schemas-microsoft-com:office:word" xmlns:w="http://schemas.openxmlformats.org/wordprocessingml/2006/main" xmlns:w14="http://schemas.microsoft.com/office/word/2010/wordml" xmlns:w15="http://schemas.microsoft.com/office/word/2012/wordml" xmlns:w16cex="http://schemas.microsoft.com/office/word/2018/wordml/cex" xmlns:w16cid="http://schemas.microsoft.com/office/word/2016/wordml/cid" xmlns:w16="http://schemas.microsoft.com/office/word/2018/wordml" xmlns:w16du="http://schemas.microsoft.com/office/word/2023/wordml/word16du" xmlns:w16sdtdh="http://schemas.microsoft.com/office/word/2020/wordml/sdtdatahash" xmlns:w16sdtfl="http://schemas.microsoft.com/office/word/2024/wordml/sdtformatlock" xmlns:w16se="http://schemas.microsoft.com/office/word/2015/wordml/symex" xmlns:wpg="http://schemas.microsoft.com/office/word/2010/wordprocessingGroup" xmlns:wpi="http://schemas.microsoft.com/office/word/2010/wordprocessingInk" xmlns:wne="http://schemas.microsoft.com/office/word/2006/wordml" xmlns:wps="http://schemas.microsoft.com/office/word/2010/wordprocessingShape" mc:Ignorable="w14 w15 w16se w16cid w16 w16cex w16sdtdh w16sdtfl w16du wp14">
+  <w:p>
+    <w:pPr>
+      <w:pStyle w:val="Footer"/>
+    </w:pPr>
+  </w:p>
+</w:ftr>
+</file>
+
+<file path=word/footnotes.xml><?xml version="1.0" encoding="utf-8"?>
+<w:footnotes xmlns:wpc="http://schemas.microsoft.com/office/word/2010/wordprocessingCanvas" xmlns:cx="http://schemas.microsoft.com/office/drawing/2014/chartex" xmlns:cx1="http://schemas.microsoft.com/office/drawing/2015/9/8/chartex" xmlns:cx2="http://schemas.microsoft.com/office/drawing/2015/10/21/chartex" xmlns:cx3="http://schemas.microsoft.com/office/drawing/2016/5/9/chartex" xmlns:cx4="http://schemas.microsoft.com/office/drawing/2016/5/10/chartex" xmlns:cx5="http://schemas.microsoft.com/office/drawing/2016/5/11/chartex" xmlns:cx6="http://schemas.microsoft.com/office/drawing/2016/5/12/chartex" xmlns:cx7="http://schemas.microsoft.com/office/drawing/2016/5/13/chartex" xmlns:cx8="http://schemas.microsoft.com/office/drawing/2016/5/14/chartex" xmlns:mc="http://schemas.openxmlformats.org/markup-compatibility/2006" xmlns:aink="http://schemas.microsoft.com/office/drawing/2016/ink" xmlns:am3d="http://schemas.microsoft.com/office/drawing/2017/model3d" xmlns:o="urn:schemas-microsoft-com:office:office" xmlns:oel="http://schemas.microsoft.com/office/2019/extlst" xmlns:r="http://schemas.openxmlformats.org/officeDocument/2006/relationships" xmlns:m="http://schemas.openxmlformats.org/officeDocument/2006/math" xmlns:v="urn:schemas-microsoft-com:vml" xmlns:wp14="http://schemas.microsoft.com/office/word/2010/wordprocessingDrawing" xmlns:wp="http://schemas.openxmlformats.org/drawingml/2006/wordprocessingDrawing" xmlns:w10="urn:schemas-microsoft-com:office:word" xmlns:w="http://schemas.openxmlformats.org/wordprocessingml/2006/main" xmlns:w14="http://schemas.microsoft.com/office/word/2010/wordml" xmlns:w15="http://schemas.microsoft.com/office/word/2012/wordml" xmlns:w16cex="http://schemas.microsoft.com/office/word/2018/wordml/cex" xmlns:w16cid="http://schemas.microsoft.com/office/word/2016/wordml/cid" xmlns:w16="http://schemas.microsoft.com/office/word/2018/wordml" xmlns:w16du="http://schemas.microsoft.com/office/word/2023/wordml/word16du" xmlns:w16sdtdh="http://schemas.microsoft.com/office/word/2020/wordml/sdtdatahash" xmlns:w16sdtfl="http://schemas.microsoft.com/office/word/2024/wordml/sdtformatlock" xmlns:w16se="http://schemas.microsoft.com/office/word/2015/wordml/symex" xmlns:wpg="http://schemas.microsoft.com/office/word/2010/wordprocessingGroup" xmlns:wpi="http://schemas.microsoft.com/office/word/2010/wordprocessingInk" xmlns:wne="http://schemas.microsoft.com/office/word/2006/wordml" xmlns:wps="http://schemas.microsoft.com/office/word/2010/wordprocessingShape" mc:Ignorable="w14 w15 w16se w16cid w16 w16cex w16sdtdh w16sdtfl w16du wp14">
+  <w:footnote w:type="separator" w:id="-1">
+    <w:p>
+      <w:pPr>
+        <w:spacing w:after="0" w:line="240" w:lineRule="auto"/>
+      </w:pPr>
+      <w:r>
+        <w:separator/>
+      </w:r>
+    </w:p>
+  </w:footnote>
+  <w:footnote w:type="continuationSeparator" w:id="0">
+    <w:p>
+      <w:pPr>
+        <w:spacing w:after="0" w:line="240" w:lineRule="auto"/>
+      </w:pPr>
+      <w:r>
+        <w:continuationSeparator/>
+      </w:r>
+    </w:p>
+  </w:footnote>
+</w:footnotes>
+</file>
+
+<file path=word/header1.xml><?xml version="1.0" encoding="utf-8"?>
+<w:hdr xmlns:wpc="http://schemas.microsoft.com/office/word/2010/wordprocessingCanvas" xmlns:cx="http://schemas.microsoft.com/office/drawing/2014/chartex" xmlns:cx1="http://schemas.microsoft.com/office/drawing/2015/9/8/chartex" xmlns:cx2="http://schemas.microsoft.com/office/drawing/2015/10/21/chartex" xmlns:cx3="http://schemas.microsoft.com/office/drawing/2016/5/9/chartex" xmlns:cx4="http://schemas.microsoft.com/office/drawing/2016/5/10/chartex" xmlns:cx5="http://schemas.microsoft.com/office/drawing/2016/5/11/chartex" xmlns:cx6="http://schemas.microsoft.com/office/drawing/2016/5/12/chartex" xmlns:cx7="http://schemas.microsoft.com/office/drawing/2016/5/13/chartex" xmlns:cx8="http://schemas.microsoft.com/office/drawing/2016/5/14/chartex" xmlns:mc="http://schemas.openxmlformats.org/markup-compatibility/2006" xmlns:aink="http://schemas.microsoft.com/office/drawing/2016/ink" xmlns:am3d="http://schemas.microsoft.com/office/drawing/2017/model3d" xmlns:o="urn:schemas-microsoft-com:office:office" xmlns:oel="http://schemas.microsoft.com/office/2019/extlst" xmlns:r="http://schemas.openxmlformats.org/officeDocument/2006/relationships" xmlns:m="http://schemas.openxmlformats.org/officeDocument/2006/math" xmlns:v="urn:schemas-microsoft-com:vml" xmlns:wp14="http://schemas.microsoft.com/office/word/2010/wordprocessingDrawing" xmlns:wp="http://schemas.openxmlformats.org/drawingml/2006/wordprocessingDrawing" xmlns:w10="urn:schemas-microsoft-com:office:word" xmlns:w="http://schemas.openxmlformats.org/wordprocessingml/2006/main" xmlns:w14="http://schemas.microsoft.com/office/word/2010/wordml" xmlns:w15="http://schemas.microsoft.com/office/word/2012/wordml" xmlns:w16cex="http://schemas.microsoft.com/office/word/2018/wordml/cex" xmlns:w16cid="http://schemas.microsoft.com/office/word/2016/wordml/cid" xmlns:w16="http://schemas.microsoft.com/office/word/2018/wordml" xmlns:w16du="http://schemas.microsoft.com/office/word/2023/wordml/word16du" xmlns:w16sdtdh="http://schemas.microsoft.com/office/word/2020/wordml/sdtdatahash" xmlns:w16sdtfl="http://schemas.microsoft.com/office/word/2024/wordml/sdtformatlock" xmlns:w16se="http://schemas.microsoft.com/office/word/2015/wordml/symex" xmlns:wpg="http://schemas.microsoft.com/office/word/2010/wordprocessingGroup" xmlns:wpi="http://schemas.microsoft.com/office/word/2010/wordprocessingInk" xmlns:wne="http://schemas.microsoft.com/office/word/2006/wordml" xmlns:wps="http://schemas.microsoft.com/office/word/2010/wordprocessingShape" mc:Ignorable="w14 w15 w16se w16cid w16 w16cex w16sdtdh w16sdtfl w16du wp14">
+  <w:p>
+    <w:pPr>
+      <w:pStyle w:val="Header"/>
+    </w:pPr>
+  </w:p>
+</w:hdr>
+</file>
+
+<file path=word/header2.xml><?xml version="1.0" encoding="utf-8"?>
+<w:hdr xmlns:wpc="http://schemas.microsoft.com/office/word/2010/wordprocessingCanvas" xmlns:cx="http://schemas.microsoft.com/office/drawing/2014/chartex" xmlns:cx1="http://schemas.microsoft.com/office/drawing/2015/9/8/chartex" xmlns:cx2="http://schemas.microsoft.com/office/drawing/2015/10/21/chartex" xmlns:cx3="http://schemas.microsoft.com/office/drawing/2016/5/9/chartex" xmlns:cx4="http://schemas.microsoft.com/office/drawing/2016/5/10/chartex" xmlns:cx5="http://schemas.microsoft.com/office/drawing/2016/5/11/chartex" xmlns:cx6="http://schemas.microsoft.com/office/drawing/2016/5/12/chartex" xmlns:cx7="http://schemas.microsoft.com/office/drawing/2016/5/13/chartex" xmlns:cx8="http://schemas.microsoft.com/office/drawing/2016/5/14/chartex" xmlns:mc="http://schemas.openxmlformats.org/markup-compatibility/2006" xmlns:aink="http://schemas.microsoft.com/office/drawing/2016/ink" xmlns:am3d="http://schemas.microsoft.com/office/drawing/2017/model3d" xmlns:o="urn:schemas-microsoft-com:office:office" xmlns:oel="http://schemas.microsoft.com/office/2019/extlst" xmlns:r="http://schemas.openxmlformats.org/officeDocument/2006/relationships" xmlns:m="http://schemas.openxmlformats.org/officeDocument/2006/math" xmlns:v="urn:schemas-microsoft-com:vml" xmlns:wp14="http://schemas.microsoft.com/office/word/2010/wordprocessingDrawing" xmlns:wp="http://schemas.openxmlformats.org/drawingml/2006/wordprocessingDrawing" xmlns:w10="urn:schemas-microsoft-com:office:word" xmlns:w="http://schemas.openxmlformats.org/wordprocessingml/2006/main" xmlns:w14="http://schemas.microsoft.com/office/word/2010/wordml" xmlns:w15="http://schemas.microsoft.com/office/word/2012/wordml" xmlns:w16cex="http://schemas.microsoft.com/office/word/2018/wordml/cex" xmlns:w16cid="http://schemas.microsoft.com/office/word/2016/wordml/cid" xmlns:w16="http://schemas.microsoft.com/office/word/2018/wordml" xmlns:w16du="http://schemas.microsoft.com/office/word/2023/wordml/word16du" xmlns:w16sdtdh="http://schemas.microsoft.com/office/word/2020/wordml/sdtdatahash" xmlns:w16sdtfl="http://schemas.microsoft.com/office/word/2024/wordml/sdtformatlock" xmlns:w16se="http://schemas.microsoft.com/office/word/2015/wordml/symex" xmlns:wpg="http://schemas.microsoft.com/office/word/2010/wordprocessingGroup" xmlns:wpi="http://schemas.microsoft.com/office/word/2010/wordprocessingInk" xmlns:wne="http://schemas.microsoft.com/office/word/2006/wordml" xmlns:wps="http://schemas.microsoft.com/office/word/2010/wordprocessingShape" mc:Ignorable="w14 w15 w16se w16cid w16 w16cex w16sdtdh w16sdtfl w16du wp14">
+  <w:p>
+    <w:pPr>
+      <w:pStyle w:val="Header"/>
+      <w:pBdr>
+        <w:bottom w:val="thinThickSmallGap" w:sz="24" w:space="1" w:color="auto"/>
+      </w:pBdr>
+      <w:rPr>
+        <w:lang w:val="en-US"/>
+      </w:rPr>
+    </w:pPr>
+    <w:r>
+      <w:t>CEUE</w:t>
+    </w:r>
+    <w:proofErr w:type="gramStart"/>
+    <w:r>
+      <w:t xml:space="preserve">203 </w:t>
+    </w:r>
+    <w:r>
+      <w:t>:</w:t>
+    </w:r>
+    <w:proofErr w:type="gramEnd"/>
+    <w:r>
+      <w:t xml:space="preserve"> Object Oriented Programming</w:t>
+    </w:r>
+    <w:r>
+      <w:rPr>
+        <w:lang w:val="en-US"/>
+      </w:rPr>
+      <w:ptab w:relativeTo="margin" w:alignment="center" w:leader="none"/>
+    </w:r>
+    <w:r>
+      <w:rPr>
+        <w:lang w:val="en-US"/>
+      </w:rPr>
+      <w:ptab w:relativeTo="margin" w:alignment="right" w:leader="none"/>
+    </w:r>
+    <w:r>
+      <w:rPr>
+        <w:lang w:val="en-US"/>
+      </w:rPr>
+      <w:t>25AIML012</w:t>
+    </w:r>
+  </w:p>
+</w:hdr>
+</file>
+
+<file path=word/header3.xml><?xml version="1.0" encoding="utf-8"?>
+<w:hdr xmlns:wpc="http://schemas.microsoft.com/office/word/2010/wordprocessingCanvas" xmlns:cx="http://schemas.microsoft.com/office/drawing/2014/chartex" xmlns:cx1="http://schemas.microsoft.com/office/drawing/2015/9/8/chartex" xmlns:cx2="http://schemas.microsoft.com/office/drawing/2015/10/21/chartex" xmlns:cx3="http://schemas.microsoft.com/office/drawing/2016/5/9/chartex" xmlns:cx4="http://schemas.microsoft.com/office/drawing/2016/5/10/chartex" xmlns:cx5="http://schemas.microsoft.com/office/drawing/2016/5/11/chartex" xmlns:cx6="http://schemas.microsoft.com/office/drawing/2016/5/12/chartex" xmlns:cx7="http://schemas.microsoft.com/office/drawing/2016/5/13/chartex" xmlns:cx8="http://schemas.microsoft.com/office/drawing/2016/5/14/chartex" xmlns:mc="http://schemas.openxmlformats.org/markup-compatibility/2006" xmlns:aink="http://schemas.microsoft.com/office/drawing/2016/ink" xmlns:am3d="http://schemas.microsoft.com/office/drawing/2017/model3d" xmlns:o="urn:schemas-microsoft-com:office:office" xmlns:oel="http://schemas.microsoft.com/office/2019/extlst" xmlns:r="http://schemas.openxmlformats.org/officeDocument/2006/relationships" xmlns:m="http://schemas.openxmlformats.org/officeDocument/2006/math" xmlns:v="urn:schemas-microsoft-com:vml" xmlns:wp14="http://schemas.microsoft.com/office/word/2010/wordprocessingDrawing" xmlns:wp="http://schemas.openxmlformats.org/drawingml/2006/wordprocessingDrawing" xmlns:w10="urn:schemas-microsoft-com:office:word" xmlns:w="http://schemas.openxmlformats.org/wordprocessingml/2006/main" xmlns:w14="http://schemas.microsoft.com/office/word/2010/wordml" xmlns:w15="http://schemas.microsoft.com/office/word/2012/wordml" xmlns:w16cex="http://schemas.microsoft.com/office/word/2018/wordml/cex" xmlns:w16cid="http://schemas.microsoft.com/office/word/2016/wordml/cid" xmlns:w16="http://schemas.microsoft.com/office/word/2018/wordml" xmlns:w16du="http://schemas.microsoft.com/office/word/2023/wordml/word16du" xmlns:w16sdtdh="http://schemas.microsoft.com/office/word/2020/wordml/sdtdatahash" xmlns:w16sdtfl="http://schemas.microsoft.com/office/word/2024/wordml/sdtformatlock" xmlns:w16se="http://schemas.microsoft.com/office/word/2015/wordml/symex" xmlns:wpg="http://schemas.microsoft.com/office/word/2010/wordprocessingGroup" xmlns:wpi="http://schemas.microsoft.com/office/word/2010/wordprocessingInk" xmlns:wne="http://schemas.microsoft.com/office/word/2006/wordml" xmlns:wps="http://schemas.microsoft.com/office/word/2010/wordprocessingShape" mc:Ignorable="w14 w15 w16se w16cid w16 w16cex w16sdtdh w16sdtfl w16du wp14">
+  <w:p>
+    <w:pPr>
+      <w:pStyle w:val="Header"/>
+    </w:pPr>
+  </w:p>
+</w:hdr>
+</file>
+
 <file path=word/numbering.xml><?xml version="1.0" encoding="utf-8"?>
-<w:numbering xmlns:wpc="http://schemas.microsoft.com/office/word/2010/wordprocessingCanvas" xmlns:cx="http://schemas.microsoft.com/office/drawing/2014/chartex" xmlns:cx1="http://schemas.microsoft.com/office/drawing/2015/9/8/chartex" xmlns:cx2="http://schemas.microsoft.com/office/drawing/2015/10/21/chartex" xmlns:cx3="http://schemas.microsoft.com/office/drawing/2016/5/9/chartex" xmlns:cx4="http://schemas.microsoft.com/office/drawing/2016/5/10/chartex" xmlns:cx5="http://schemas.microsoft.com/office/drawing/2016/5/11/chartex" xmlns:cx6="http://schemas.microsoft.com/office/drawing/2016/5/12/chartex" xmlns:cx7="http://schemas.microsoft.com/office/drawing/2016/5/13/chartex" xmlns:cx8="http://schemas.microsoft.com/office/drawing/2016/5/14/chartex" xmlns:mc="http://schemas.openxmlformats.org/markup-compatibility/2006" xmlns:aink="http://schemas.microsoft.com/office/drawing/2016/ink" xmlns:am3d="http://schemas.microsoft.com/office/drawing/2017/model3d" xmlns:o="urn:schemas-microsoft-com:office:office" xmlns:oel="http://schemas.microsoft.com/office/2019/extlst" xmlns:r="http://schemas.openxmlformats.org/officeDocument/2006/relationships" xmlns:m="http://schemas.openxmlformats.org/officeDocument/2006/math" xmlns:v="urn:schemas-microsoft-com:vml" xmlns:wp14="http://schemas.microsoft.com/office/word/2010/wordprocessingDrawing" xmlns:wp="http://schemas.openxmlformats.org/drawingml/2006/wordprocessingDrawing" xmlns:w10="urn:schemas-microsoft-com:office:word" xmlns:w="http://schemas.openxmlformats.org/wordprocessingml/2006/main" xmlns:w14="http://schemas.microsoft.com/office/word/2010/wordml" xmlns:w15="http://schemas.microsoft.com/office/word/2012/wordml" xmlns:w16cei="http://schemas.microsoft.com/office/word/2026/wordml/cei" xmlns:w16cex="http://schemas.microsoft.com/office/word/2018/wordml/cex" xmlns:w16cid="http://schemas.microsoft.com/office/word/2016/wordml/cid" xmlns:w16="http://schemas.microsoft.com/office/word/2018/wordml" xmlns:w16du="http://schemas.microsoft.com/office/word/2023/wordml/word16du" xmlns:w16sdtdh="http://schemas.microsoft.com/office/word/2020/wordml/sdtdatahash" xmlns:w16sdtfl="http://schemas.microsoft.com/office/word/2024/wordml/sdtformatlock" xmlns:w16se="http://schemas.microsoft.com/office/word/2015/wordml/symex" xmlns:wpg="http://schemas.microsoft.com/office/word/2010/wordprocessingGroup" xmlns:wpi="http://schemas.microsoft.com/office/word/2010/wordprocessingInk" xmlns:wne="http://schemas.microsoft.com/office/word/2006/wordml" xmlns:wps="http://schemas.microsoft.com/office/word/2010/wordprocessingShape" mc:Ignorable="w14 w15 w16se w16cid w16 w16cex w16sdtdh w16sdtfl w16du wp14">
+<w:numbering xmlns:wpc="http://schemas.microsoft.com/office/word/2010/wordprocessingCanvas" xmlns:cx="http://schemas.microsoft.com/office/drawing/2014/chartex" xmlns:cx1="http://schemas.microsoft.com/office/drawing/2015/9/8/chartex" xmlns:cx2="http://schemas.microsoft.com/office/drawing/2015/10/21/chartex" xmlns:cx3="http://schemas.microsoft.com/office/drawing/2016/5/9/chartex" xmlns:cx4="http://schemas.microsoft.com/office/drawing/2016/5/10/chartex" xmlns:cx5="http://schemas.microsoft.com/office/drawing/2016/5/11/chartex" xmlns:cx6="http://schemas.microsoft.com/office/drawing/2016/5/12/chartex" xmlns:cx7="http://schemas.microsoft.com/office/drawing/2016/5/13/chartex" xmlns:cx8="http://schemas.microsoft.com/office/drawing/2016/5/14/chartex" xmlns:mc="http://schemas.openxmlformats.org/markup-compatibility/2006" xmlns:aink="http://schemas.microsoft.com/office/drawing/2016/ink" xmlns:am3d="http://schemas.microsoft.com/office/drawing/2017/model3d" xmlns:o="urn:schemas-microsoft-com:office:office" xmlns:oel="http://schemas.microsoft.com/office/2019/extlst" xmlns:r="http://schemas.openxmlformats.org/officeDocument/2006/relationships" xmlns:m="http://schemas.openxmlformats.org/officeDocument/2006/math" xmlns:v="urn:schemas-microsoft-com:vml" xmlns:wp14="http://schemas.microsoft.com/office/word/2010/wordprocessingDrawing" xmlns:wp="http://schemas.openxmlformats.org/drawingml/2006/wordprocessingDrawing" xmlns:w10="urn:schemas-microsoft-com:office:word" xmlns:w="http://schemas.openxmlformats.org/wordprocessingml/2006/main" xmlns:w14="http://schemas.microsoft.com/office/word/2010/wordml" xmlns:w15="http://schemas.microsoft.com/office/word/2012/wordml" xmlns:w16cex="http://schemas.microsoft.com/office/word/2018/wordml/cex" xmlns:w16cid="http://schemas.microsoft.com/office/word/2016/wordml/cid" xmlns:w16="http://schemas.microsoft.com/office/word/2018/wordml" xmlns:w16du="http://schemas.microsoft.com/office/word/2023/wordml/word16du" xmlns:w16sdtdh="http://schemas.microsoft.com/office/word/2020/wordml/sdtdatahash" xmlns:w16sdtfl="http://schemas.microsoft.com/office/word/2024/wordml/sdtformatlock" xmlns:w16se="http://schemas.microsoft.com/office/word/2015/wordml/symex" xmlns:wpg="http://schemas.microsoft.com/office/word/2010/wordprocessingGroup" xmlns:wpi="http://schemas.microsoft.com/office/word/2010/wordprocessingInk" xmlns:wne="http://schemas.microsoft.com/office/word/2006/wordml" xmlns:wps="http://schemas.microsoft.com/office/word/2010/wordprocessingShape" mc:Ignorable="w14 w15 w16se w16cid w16 w16cex w16sdtdh w16sdtfl w16du wp14">
   <w:abstractNum w:abstractNumId="0" w15:restartNumberingAfterBreak="0">
     <w:nsid w:val="3A0938D5"/>
     <w:multiLevelType w:val="hybridMultilevel"/>
@@ -6428,7 +6650,6 @@
   <w:style w:type="character" w:default="1" w:styleId="DefaultParagraphFont">
     <w:name w:val="Default Paragraph Font"/>
     <w:uiPriority w:val="1"/>
-    <w:semiHidden/>
     <w:unhideWhenUsed/>
   </w:style>
   <w:style w:type="table" w:default="1" w:styleId="TableNormal">
@@ -6784,6 +7005,50 @@
       <w:shd w:val="clear" w:color="auto" w:fill="E1DFDD"/>
     </w:rPr>
   </w:style>
+  <w:style w:type="paragraph" w:styleId="Header">
+    <w:name w:val="header"/>
+    <w:basedOn w:val="Normal"/>
+    <w:link w:val="HeaderChar"/>
+    <w:uiPriority w:val="99"/>
+    <w:unhideWhenUsed/>
+    <w:rsid w:val="009D66BD"/>
+    <w:pPr>
+      <w:tabs>
+        <w:tab w:val="center" w:pos="4513"/>
+        <w:tab w:val="right" w:pos="9026"/>
+      </w:tabs>
+      <w:spacing w:after="0" w:line="240" w:lineRule="auto"/>
+    </w:pPr>
+  </w:style>
+  <w:style w:type="character" w:customStyle="1" w:styleId="HeaderChar">
+    <w:name w:val="Header Char"/>
+    <w:basedOn w:val="DefaultParagraphFont"/>
+    <w:link w:val="Header"/>
+    <w:uiPriority w:val="99"/>
+    <w:rsid w:val="009D66BD"/>
+  </w:style>
+  <w:style w:type="paragraph" w:styleId="Footer">
+    <w:name w:val="footer"/>
+    <w:basedOn w:val="Normal"/>
+    <w:link w:val="FooterChar"/>
+    <w:uiPriority w:val="99"/>
+    <w:unhideWhenUsed/>
+    <w:rsid w:val="009D66BD"/>
+    <w:pPr>
+      <w:tabs>
+        <w:tab w:val="center" w:pos="4513"/>
+        <w:tab w:val="right" w:pos="9026"/>
+      </w:tabs>
+      <w:spacing w:after="0" w:line="240" w:lineRule="auto"/>
+    </w:pPr>
+  </w:style>
+  <w:style w:type="character" w:customStyle="1" w:styleId="FooterChar">
+    <w:name w:val="Footer Char"/>
+    <w:basedOn w:val="DefaultParagraphFont"/>
+    <w:link w:val="Footer"/>
+    <w:uiPriority w:val="99"/>
+    <w:rsid w:val="009D66BD"/>
+  </w:style>
 </w:styles>
 </file>
 
